--- a/EXPORTS/DOCX/published/niveau2/Dutch/Indonesia.docx
+++ b/EXPORTS/DOCX/published/niveau2/Dutch/Indonesia.docx
@@ -406,25 +406,7 @@
           <w:color w:val="000000"/>
           <w:sz w:val="24"/>
         </w:rPr>
-        <w:t xml:space="preserve">informatie </w:t>
-      </w:r>
-      <w:r>
-        <w:rPr>
-          <w:u w:val="single" w:color="0000ff"/>
-          <w:rFonts w:ascii="Charis SIL Regular" w:hAnsi="Charis SIL Regular" w:eastAsia="Charis SIL Regular"/>
-          <w:b w:val="0"/>
-          <w:i w:val="0"/>
-          <w:color w:val="000000"/>
-          <w:sz w:val="24"/>
-        </w:rPr>
-        <w:hyperlink r:id="rId9" w:history="1">
-          <w:r>
-            <w:rPr>
-              <w:rStyle w:val="Hyperlink"/>
-            </w:rPr>
-            <w:t>hierover.</w:t>
-          </w:r>
-        </w:hyperlink>
+        <w:t>informatie hierover.</w:t>
       </w:r>
     </w:p>
     <w:p>
@@ -717,7 +699,53 @@
           <w:color w:val="000000"/>
           <w:sz w:val="24"/>
         </w:rPr>
-        <w:t>dat in 1778 in Batavia werd o</w:t>
+        <w:hyperlink r:id="rId10" w:history="1">
+          <w:r>
+            <w:rPr>
+              <w:rStyle w:val="Hyperlink"/>
+            </w:rPr>
+            <w:t>dat in 1778</w:t>
+          </w:r>
+        </w:hyperlink>
+      </w:r>
+      <w:r>
+        <w:rPr>
+          <w:u w:val="single" w:color="0000ff"/>
+          <w:rFonts w:ascii="Charis SIL Regular" w:hAnsi="Charis SIL Regular" w:eastAsia="Charis SIL Regular"/>
+          <w:b w:val="0"/>
+          <w:i w:val="0"/>
+          <w:color w:val="000000"/>
+          <w:sz w:val="24"/>
+        </w:rPr>
+        <w:t xml:space="preserve"> </w:t>
+      </w:r>
+      <w:r>
+        <w:rPr>
+          <w:u w:val="single" w:color="0000ff"/>
+          <w:rFonts w:ascii="Charis SIL Regular" w:hAnsi="Charis SIL Regular" w:eastAsia="Charis SIL Regular"/>
+          <w:b w:val="0"/>
+          <w:i w:val="0"/>
+          <w:color w:val="000000"/>
+          <w:sz w:val="24"/>
+        </w:rPr>
+        <w:hyperlink r:id="rId10" w:history="1">
+          <w:r>
+            <w:rPr>
+              <w:rStyle w:val="Hyperlink"/>
+            </w:rPr>
+            <w:t>in Batavia we</w:t>
+          </w:r>
+        </w:hyperlink>
+      </w:r>
+      <w:r>
+        <w:rPr>
+          <w:rFonts w:ascii="Charis SIL Regular" w:hAnsi="Charis SIL Regular" w:eastAsia="Charis SIL Regular"/>
+          <w:b w:val="0"/>
+          <w:i w:val="0"/>
+          <w:color w:val="000000"/>
+          <w:sz w:val="24"/>
+        </w:rPr>
+        <w:t>rd o</w:t>
       </w:r>
       <w:r>
         <w:rPr>
@@ -1281,32 +1309,7 @@
           <w:color w:val="000000"/>
           <w:sz w:val="24"/>
         </w:rPr>
-        <w:hyperlink r:id="rId12" w:history="1">
-          <w:r>
-            <w:rPr>
-              <w:rStyle w:val="Hyperlink"/>
-            </w:rPr>
-            <w:t>t</w:t>
-          </w:r>
-        </w:hyperlink>
-      </w:r>
-      <w:r>
-        <w:rPr>
-          <w:u w:val="single" w:color="0000ff"/>
-          <w:rFonts w:ascii="Charis SIL Regular" w:hAnsi="Charis SIL Regular" w:eastAsia="Charis SIL Regular"/>
-          <w:b w:val="0"/>
-          <w:i w:val="0"/>
-          <w:color w:val="000000"/>
-          <w:sz w:val="24"/>
-        </w:rPr>
-        <w:hyperlink r:id="rId12" w:history="1">
-          <w:r>
-            <w:rPr>
-              <w:rStyle w:val="Hyperlink"/>
-            </w:rPr>
-            <w:t>ot het Batav</w:t>
-          </w:r>
-        </w:hyperlink>
+        <w:t>tot het Batav</w:t>
       </w:r>
       <w:r>
         <w:rPr>
@@ -2458,7 +2461,32 @@
           <w:sz w:val="24"/>
           <w:u w:val="single"/>
         </w:rPr>
-        <w:t>zoekh</w:t>
+        <w:hyperlink r:id="rId20" w:history="1">
+          <w:r>
+            <w:rPr>
+              <w:rStyle w:val="Hyperlink"/>
+            </w:rPr>
+            <w:t>zoe</w:t>
+          </w:r>
+        </w:hyperlink>
+      </w:r>
+      <w:r>
+        <w:rPr>
+          <w:rFonts w:ascii="Charis SIL Regular" w:hAnsi="Charis SIL Regular" w:eastAsia="Charis SIL Regular"/>
+          <w:b w:val="0"/>
+          <w:i w:val="0"/>
+          <w:color w:val="0000FF"/>
+          <w:sz w:val="24"/>
+          <w:u w:val="single"/>
+        </w:rPr>
+        <w:hyperlink r:id="rId20" w:history="1">
+          <w:r>
+            <w:rPr>
+              <w:rStyle w:val="Hyperlink"/>
+            </w:rPr>
+            <w:t>kh</w:t>
+          </w:r>
+        </w:hyperlink>
       </w:r>
       <w:r>
         <w:rPr>
@@ -2770,7 +2798,7 @@
           <w:sz w:val="24"/>
           <w:u w:val="single"/>
         </w:rPr>
-        <w:hyperlink r:id="rId20" w:history="1">
+        <w:hyperlink r:id="rId21" w:history="1">
           <w:r>
             <w:rPr>
               <w:rStyle w:val="Hyperlink"/>
@@ -2799,7 +2827,7 @@
           <w:sz w:val="24"/>
           <w:u w:val="single"/>
         </w:rPr>
-        <w:hyperlink r:id="rId20" w:history="1">
+        <w:hyperlink r:id="rId21" w:history="1">
           <w:r>
             <w:rPr>
               <w:rStyle w:val="Hyperlink"/>
@@ -2828,7 +2856,7 @@
           <w:sz w:val="24"/>
           <w:u w:val="single"/>
         </w:rPr>
-        <w:hyperlink r:id="rId20" w:history="1">
+        <w:hyperlink r:id="rId21" w:history="1">
           <w:r>
             <w:rPr>
               <w:rStyle w:val="Hyperlink"/>
@@ -2855,9 +2883,8 @@
           <w:i w:val="0"/>
           <w:color w:val="0000FF"/>
           <w:sz w:val="24"/>
-          <w:u w:val="single"/>
-        </w:rPr>
-        <w:hyperlink r:id="rId20" w:history="1">
+        </w:rPr>
+        <w:hyperlink r:id="rId21" w:history="1">
           <w:r>
             <w:rPr>
               <w:rStyle w:val="Hyperlink"/>
@@ -3143,12 +3170,12 @@
           <w:color w:val="000000"/>
           <w:sz w:val="24"/>
         </w:rPr>
-        <w:hyperlink r:id="rId20" w:history="1">
+        <w:hyperlink r:id="rId21" w:history="1">
           <w:r>
             <w:rPr>
               <w:rStyle w:val="Hyperlink"/>
             </w:rPr>
-            <w:t>en de bev</w:t>
+            <w:t>en de bevi</w:t>
           </w:r>
         </w:hyperlink>
       </w:r>
@@ -3161,25 +3188,7 @@
           <w:color w:val="000000"/>
           <w:sz w:val="24"/>
         </w:rPr>
-        <w:hyperlink r:id="rId20" w:history="1">
-          <w:r>
-            <w:rPr>
-              <w:rStyle w:val="Hyperlink"/>
-            </w:rPr>
-            <w:t>i</w:t>
-          </w:r>
-        </w:hyperlink>
-      </w:r>
-      <w:r>
-        <w:rPr>
-          <w:u w:val="single" w:color="0000ff"/>
-          <w:rFonts w:ascii="Charis SIL Regular" w:hAnsi="Charis SIL Regular" w:eastAsia="Charis SIL Regular"/>
-          <w:b w:val="0"/>
-          <w:i w:val="0"/>
-          <w:color w:val="000000"/>
-          <w:sz w:val="24"/>
-        </w:rPr>
-        <w:hyperlink r:id="rId20" w:history="1">
+        <w:hyperlink r:id="rId21" w:history="1">
           <w:r>
             <w:rPr>
               <w:rStyle w:val="Hyperlink"/>
@@ -3197,7 +3206,7 @@
           <w:color w:val="000000"/>
           <w:sz w:val="24"/>
         </w:rPr>
-        <w:hyperlink r:id="rId20" w:history="1">
+        <w:hyperlink r:id="rId21" w:history="1">
           <w:r>
             <w:rPr>
               <w:rStyle w:val="Hyperlink"/>
@@ -3215,7 +3224,7 @@
           <w:color w:val="000000"/>
           <w:sz w:val="24"/>
         </w:rPr>
-        <w:hyperlink r:id="rId20" w:history="1">
+        <w:hyperlink r:id="rId21" w:history="1">
           <w:r>
             <w:rPr>
               <w:rStyle w:val="Hyperlink"/>
@@ -3233,7 +3242,7 @@
           <w:color w:val="000000"/>
           <w:sz w:val="24"/>
         </w:rPr>
-        <w:hyperlink r:id="rId20" w:history="1">
+        <w:hyperlink r:id="rId21" w:history="1">
           <w:r>
             <w:rPr>
               <w:rStyle w:val="Hyperlink"/>
@@ -3251,7 +3260,7 @@
           <w:color w:val="000000"/>
           <w:sz w:val="24"/>
         </w:rPr>
-        <w:hyperlink r:id="rId20" w:history="1">
+        <w:hyperlink r:id="rId21" w:history="1">
           <w:r>
             <w:rPr>
               <w:rStyle w:val="Hyperlink"/>
@@ -3269,7 +3278,7 @@
           <w:color w:val="000000"/>
           <w:sz w:val="24"/>
         </w:rPr>
-        <w:hyperlink r:id="rId20" w:history="1">
+        <w:hyperlink r:id="rId21" w:history="1">
           <w:r>
             <w:rPr>
               <w:rStyle w:val="Hyperlink"/>
@@ -3287,7 +3296,7 @@
           <w:color w:val="000000"/>
           <w:sz w:val="24"/>
         </w:rPr>
-        <w:hyperlink r:id="rId20" w:history="1">
+        <w:hyperlink r:id="rId21" w:history="1">
           <w:r>
             <w:rPr>
               <w:rStyle w:val="Hyperlink"/>
@@ -3305,7 +3314,7 @@
           <w:color w:val="000000"/>
           <w:sz w:val="24"/>
         </w:rPr>
-        <w:hyperlink r:id="rId20" w:history="1">
+        <w:hyperlink r:id="rId21" w:history="1">
           <w:r>
             <w:rPr>
               <w:rStyle w:val="Hyperlink"/>
@@ -3389,7 +3398,7 @@
           <w:sz w:val="24"/>
           <w:u w:val="single"/>
         </w:rPr>
-        <w:hyperlink r:id="rId21" w:history="1">
+        <w:hyperlink r:id="rId22" w:history="1">
           <w:r>
             <w:rPr>
               <w:rStyle w:val="Hyperlink"/>
@@ -3569,7 +3578,7 @@
           <w:sz w:val="24"/>
           <w:u w:val="single"/>
         </w:rPr>
-        <w:hyperlink r:id="rId22" w:history="1">
+        <w:hyperlink r:id="rId23" w:history="1">
           <w:r>
             <w:rPr>
               <w:rStyle w:val="Hyperlink"/>
@@ -3790,7 +3799,7 @@
           <w:sz w:val="24"/>
           <w:u w:val="single"/>
         </w:rPr>
-        <w:hyperlink r:id="rId23" w:history="1">
+        <w:hyperlink r:id="rId24" w:history="1">
           <w:r>
             <w:rPr>
               <w:rStyle w:val="Hyperlink"/>
@@ -3808,7 +3817,7 @@
           <w:sz w:val="24"/>
           <w:u w:val="single"/>
         </w:rPr>
-        <w:hyperlink r:id="rId23" w:history="1">
+        <w:hyperlink r:id="rId24" w:history="1">
           <w:r>
             <w:rPr>
               <w:rStyle w:val="Hyperlink"/>
@@ -3837,7 +3846,7 @@
           <w:sz w:val="24"/>
           <w:u w:val="single"/>
         </w:rPr>
-        <w:hyperlink r:id="rId23" w:history="1">
+        <w:hyperlink r:id="rId24" w:history="1">
           <w:r>
             <w:rPr>
               <w:rStyle w:val="Hyperlink"/>
@@ -3866,7 +3875,7 @@
           <w:sz w:val="24"/>
           <w:u w:val="single"/>
         </w:rPr>
-        <w:hyperlink r:id="rId23" w:history="1">
+        <w:hyperlink r:id="rId24" w:history="1">
           <w:r>
             <w:rPr>
               <w:rStyle w:val="Hyperlink"/>
@@ -3934,7 +3943,7 @@
           <w:sz w:val="24"/>
           <w:u w:val="single"/>
         </w:rPr>
-        <w:hyperlink r:id="rId24" w:history="1">
+        <w:hyperlink r:id="rId25" w:history="1">
           <w:r>
             <w:rPr>
               <w:rStyle w:val="Hyperlink"/>
@@ -3990,7 +3999,7 @@
           <w:sz w:val="24"/>
           <w:u w:val="single"/>
         </w:rPr>
-        <w:hyperlink r:id="rId25" w:history="1">
+        <w:hyperlink r:id="rId26" w:history="1">
           <w:r>
             <w:rPr>
               <w:rStyle w:val="Hyperlink"/>
@@ -4018,7 +4027,7 @@
           <w:sz w:val="24"/>
           <w:u w:val="single"/>
         </w:rPr>
-        <w:hyperlink r:id="rId26" w:history="1">
+        <w:hyperlink r:id="rId27" w:history="1">
           <w:r>
             <w:rPr>
               <w:rStyle w:val="Hyperlink"/>
@@ -4036,7 +4045,7 @@
           <w:sz w:val="24"/>
           <w:u w:val="single"/>
         </w:rPr>
-        <w:t xml:space="preserve"> </w:t>
+        <w:t xml:space="preserve"> Amst</w:t>
       </w:r>
       <w:r>
         <w:rPr>
@@ -4045,26 +4054,9 @@
           <w:i w:val="0"/>
           <w:color w:val="0000FF"/>
           <w:sz w:val="24"/>
-        </w:rPr>
-        <w:hyperlink r:id="rId26" w:history="1">
-          <w:r>
-            <w:rPr>
-              <w:rStyle w:val="Hyperlink"/>
-            </w:rPr>
-            <w:t>Amst</w:t>
-          </w:r>
-        </w:hyperlink>
-      </w:r>
-      <w:r>
-        <w:rPr>
-          <w:rFonts w:ascii="Charis SIL Regular" w:hAnsi="Charis SIL Regular" w:eastAsia="Charis SIL Regular"/>
-          <w:b w:val="0"/>
-          <w:i w:val="0"/>
-          <w:color w:val="0000FF"/>
-          <w:sz w:val="24"/>
           <w:u w:val="single"/>
         </w:rPr>
-        <w:hyperlink r:id="rId24" w:history="1">
+        <w:hyperlink r:id="rId25" w:history="1">
           <w:r>
             <w:rPr>
               <w:rStyle w:val="Hyperlink"/>
@@ -4113,7 +4105,7 @@
           <w:sz w:val="24"/>
           <w:u w:val="single"/>
         </w:rPr>
-        <w:hyperlink r:id="rId26" w:history="1">
+        <w:hyperlink r:id="rId15" w:history="1">
           <w:r>
             <w:rPr>
               <w:rStyle w:val="Hyperlink"/>
@@ -4142,7 +4134,7 @@
           <w:sz w:val="24"/>
           <w:u w:val="single"/>
         </w:rPr>
-        <w:hyperlink r:id="rId26" w:history="1">
+        <w:hyperlink r:id="rId15" w:history="1">
           <w:r>
             <w:rPr>
               <w:rStyle w:val="Hyperlink"/>
@@ -4160,7 +4152,7 @@
           <w:sz w:val="24"/>
           <w:u w:val="single"/>
         </w:rPr>
-        <w:hyperlink r:id="rId26" w:history="1">
+        <w:hyperlink r:id="rId15" w:history="1">
           <w:r>
             <w:rPr>
               <w:rStyle w:val="Hyperlink"/>
@@ -4178,7 +4170,7 @@
           <w:color w:val="000000"/>
           <w:sz w:val="24"/>
         </w:rPr>
-        <w:hyperlink r:id="rId26" w:history="1">
+        <w:hyperlink r:id="rId27" w:history="1">
           <w:r>
             <w:rPr>
               <w:rStyle w:val="Hyperlink"/>
@@ -4256,7 +4248,7 @@
           <w:sz w:val="24"/>
           <w:u w:val="single"/>
         </w:rPr>
-        <w:hyperlink r:id="rId27" w:history="1">
+        <w:hyperlink r:id="rId28" w:history="1">
           <w:r>
             <w:rPr>
               <w:rStyle w:val="Hyperlink"/>
@@ -4285,7 +4277,7 @@
           <w:sz w:val="24"/>
           <w:u w:val="single"/>
         </w:rPr>
-        <w:hyperlink r:id="rId27" w:history="1">
+        <w:hyperlink r:id="rId28" w:history="1">
           <w:r>
             <w:rPr>
               <w:rStyle w:val="Hyperlink"/>
@@ -4314,7 +4306,7 @@
           <w:sz w:val="24"/>
           <w:u w:val="single"/>
         </w:rPr>
-        <w:hyperlink r:id="rId27" w:history="1">
+        <w:hyperlink r:id="rId28" w:history="1">
           <w:r>
             <w:rPr>
               <w:rStyle w:val="Hyperlink"/>
@@ -4412,7 +4404,7 @@
           <w:sz w:val="24"/>
           <w:u w:val="single"/>
         </w:rPr>
-        <w:hyperlink r:id="rId28" w:history="1">
+        <w:hyperlink r:id="rId29" w:history="1">
           <w:r>
             <w:rPr>
               <w:rStyle w:val="Hyperlink"/>
@@ -4440,7 +4432,7 @@
           <w:sz w:val="24"/>
           <w:u w:val="single"/>
         </w:rPr>
-        <w:hyperlink r:id="rId29" w:history="1">
+        <w:hyperlink r:id="rId30" w:history="1">
           <w:r>
             <w:rPr>
               <w:rStyle w:val="Hyperlink"/>
@@ -4478,7 +4470,7 @@
           <w:color w:val="000000"/>
           <w:sz w:val="24"/>
         </w:rPr>
-        <w:hyperlink r:id="rId28" w:history="1">
+        <w:hyperlink r:id="rId29" w:history="1">
           <w:r>
             <w:rPr>
               <w:rStyle w:val="Hyperlink"/>
@@ -4506,7 +4498,7 @@
           <w:color w:val="000000"/>
           <w:sz w:val="24"/>
         </w:rPr>
-        <w:hyperlink r:id="rId29" w:history="1">
+        <w:hyperlink r:id="rId30" w:history="1">
           <w:r>
             <w:rPr>
               <w:rStyle w:val="Hyperlink"/>

--- a/EXPORTS/DOCX/published/niveau2/Dutch/Indonesia.docx
+++ b/EXPORTS/DOCX/published/niveau2/Dutch/Indonesia.docx
@@ -406,7 +406,25 @@
           <w:color w:val="000000"/>
           <w:sz w:val="24"/>
         </w:rPr>
-        <w:t>informatie hierover.</w:t>
+        <w:t xml:space="preserve">informatie </w:t>
+      </w:r>
+      <w:r>
+        <w:rPr>
+          <w:u w:val="single" w:color="0000ff"/>
+          <w:rFonts w:ascii="Charis SIL Regular" w:hAnsi="Charis SIL Regular" w:eastAsia="Charis SIL Regular"/>
+          <w:b w:val="0"/>
+          <w:i w:val="0"/>
+          <w:color w:val="000000"/>
+          <w:sz w:val="24"/>
+        </w:rPr>
+        <w:hyperlink r:id="rId9" w:history="1">
+          <w:r>
+            <w:rPr>
+              <w:rStyle w:val="Hyperlink"/>
+            </w:rPr>
+            <w:t>hierover.</w:t>
+          </w:r>
+        </w:hyperlink>
       </w:r>
     </w:p>
     <w:p>
@@ -739,13 +757,21 @@
       </w:r>
       <w:r>
         <w:rPr>
+          <w:u w:val="single" w:color="0000ff"/>
           <w:rFonts w:ascii="Charis SIL Regular" w:hAnsi="Charis SIL Regular" w:eastAsia="Charis SIL Regular"/>
           <w:b w:val="0"/>
           <w:i w:val="0"/>
           <w:color w:val="000000"/>
           <w:sz w:val="24"/>
         </w:rPr>
-        <w:t>rd o</w:t>
+        <w:hyperlink r:id="rId10" w:history="1">
+          <w:r>
+            <w:rPr>
+              <w:rStyle w:val="Hyperlink"/>
+            </w:rPr>
+            <w:t>rd o</w:t>
+          </w:r>
+        </w:hyperlink>
       </w:r>
       <w:r>
         <w:rPr>
@@ -1244,7 +1270,14 @@
           <w:color w:val="000000"/>
           <w:sz w:val="24"/>
         </w:rPr>
-        <w:t>en met betre</w:t>
+        <w:hyperlink r:id="rId12" w:history="1">
+          <w:r>
+            <w:rPr>
+              <w:rStyle w:val="Hyperlink"/>
+            </w:rPr>
+            <w:t>en met betre</w:t>
+          </w:r>
+        </w:hyperlink>
       </w:r>
       <w:r>
         <w:rPr>
@@ -1309,7 +1342,32 @@
           <w:color w:val="000000"/>
           <w:sz w:val="24"/>
         </w:rPr>
-        <w:t>tot het Batav</w:t>
+        <w:hyperlink r:id="rId12" w:history="1">
+          <w:r>
+            <w:rPr>
+              <w:rStyle w:val="Hyperlink"/>
+            </w:rPr>
+            <w:t>t</w:t>
+          </w:r>
+        </w:hyperlink>
+      </w:r>
+      <w:r>
+        <w:rPr>
+          <w:u w:val="single" w:color="0000ff"/>
+          <w:rFonts w:ascii="Charis SIL Regular" w:hAnsi="Charis SIL Regular" w:eastAsia="Charis SIL Regular"/>
+          <w:b w:val="0"/>
+          <w:i w:val="0"/>
+          <w:color w:val="000000"/>
+          <w:sz w:val="24"/>
+        </w:rPr>
+        <w:hyperlink r:id="rId12" w:history="1">
+          <w:r>
+            <w:rPr>
+              <w:rStyle w:val="Hyperlink"/>
+            </w:rPr>
+            <w:t>ot het Batav</w:t>
+          </w:r>
+        </w:hyperlink>
       </w:r>
       <w:r>
         <w:rPr>
@@ -2440,7 +2498,14 @@
           <w:color w:val="000000"/>
           <w:sz w:val="24"/>
         </w:rPr>
-        <w:t>betreffende</w:t>
+        <w:hyperlink r:id="rId19" w:history="1">
+          <w:r>
+            <w:rPr>
+              <w:rStyle w:val="Hyperlink"/>
+            </w:rPr>
+            <w:t>betreffend</w:t>
+          </w:r>
+        </w:hyperlink>
       </w:r>
       <w:r>
         <w:rPr>
@@ -2450,6 +2515,23 @@
           <w:color w:val="000000"/>
           <w:sz w:val="24"/>
         </w:rPr>
+        <w:hyperlink r:id="rId19" w:history="1">
+          <w:r>
+            <w:rPr>
+              <w:rStyle w:val="Hyperlink"/>
+            </w:rPr>
+            <w:t>e</w:t>
+          </w:r>
+        </w:hyperlink>
+      </w:r>
+      <w:r>
+        <w:rPr>
+          <w:rFonts w:ascii="Charis SIL Regular" w:hAnsi="Charis SIL Regular" w:eastAsia="Charis SIL Regular"/>
+          <w:b w:val="0"/>
+          <w:i w:val="0"/>
+          <w:color w:val="000000"/>
+          <w:sz w:val="24"/>
+        </w:rPr>
         <w:t xml:space="preserve"> </w:t>
       </w:r>
       <w:r>
@@ -2461,7 +2543,7 @@
           <w:sz w:val="24"/>
           <w:u w:val="single"/>
         </w:rPr>
-        <w:hyperlink r:id="rId20" w:history="1">
+        <w:hyperlink r:id="rId19" w:history="1">
           <w:r>
             <w:rPr>
               <w:rStyle w:val="Hyperlink"/>
@@ -2479,7 +2561,7 @@
           <w:sz w:val="24"/>
           <w:u w:val="single"/>
         </w:rPr>
-        <w:hyperlink r:id="rId20" w:history="1">
+        <w:hyperlink r:id="rId19" w:history="1">
           <w:r>
             <w:rPr>
               <w:rStyle w:val="Hyperlink"/>
@@ -2798,7 +2880,7 @@
           <w:sz w:val="24"/>
           <w:u w:val="single"/>
         </w:rPr>
-        <w:hyperlink r:id="rId21" w:history="1">
+        <w:hyperlink r:id="rId20" w:history="1">
           <w:r>
             <w:rPr>
               <w:rStyle w:val="Hyperlink"/>
@@ -2827,7 +2909,7 @@
           <w:sz w:val="24"/>
           <w:u w:val="single"/>
         </w:rPr>
-        <w:hyperlink r:id="rId21" w:history="1">
+        <w:hyperlink r:id="rId20" w:history="1">
           <w:r>
             <w:rPr>
               <w:rStyle w:val="Hyperlink"/>
@@ -2856,7 +2938,7 @@
           <w:sz w:val="24"/>
           <w:u w:val="single"/>
         </w:rPr>
-        <w:hyperlink r:id="rId21" w:history="1">
+        <w:hyperlink r:id="rId20" w:history="1">
           <w:r>
             <w:rPr>
               <w:rStyle w:val="Hyperlink"/>
@@ -2883,8 +2965,9 @@
           <w:i w:val="0"/>
           <w:color w:val="0000FF"/>
           <w:sz w:val="24"/>
-        </w:rPr>
-        <w:hyperlink r:id="rId21" w:history="1">
+          <w:u w:val="single"/>
+        </w:rPr>
+        <w:hyperlink r:id="rId20" w:history="1">
           <w:r>
             <w:rPr>
               <w:rStyle w:val="Hyperlink"/>
@@ -3007,7 +3090,7 @@
           <w:sz w:val="24"/>
           <w:u w:val="single"/>
         </w:rPr>
-        <w:hyperlink r:id="rId10" w:history="1">
+        <w:hyperlink r:id="rId20" w:history="1">
           <w:r>
             <w:rPr>
               <w:rStyle w:val="Hyperlink"/>
@@ -3025,7 +3108,7 @@
           <w:sz w:val="24"/>
           <w:u w:val="single"/>
         </w:rPr>
-        <w:hyperlink r:id="rId10" w:history="1">
+        <w:hyperlink r:id="rId20" w:history="1">
           <w:r>
             <w:rPr>
               <w:rStyle w:val="Hyperlink"/>
@@ -3117,21 +3200,13 @@
       </w:r>
       <w:r>
         <w:rPr>
-          <w:u w:val="single" w:color="0000ff"/>
           <w:rFonts w:ascii="Charis SIL Regular" w:hAnsi="Charis SIL Regular" w:eastAsia="Charis SIL Regular"/>
           <w:b w:val="0"/>
           <w:i w:val="0"/>
           <w:color w:val="000000"/>
           <w:sz w:val="24"/>
         </w:rPr>
-        <w:hyperlink r:id="rId10" w:history="1">
-          <w:r>
-            <w:rPr>
-              <w:rStyle w:val="Hyperlink"/>
-            </w:rPr>
-            <w:t>dit</w:t>
-          </w:r>
-        </w:hyperlink>
+        <w:t>dit</w:t>
       </w:r>
       <w:r>
         <w:rPr>
@@ -3170,7 +3245,7 @@
           <w:color w:val="000000"/>
           <w:sz w:val="24"/>
         </w:rPr>
-        <w:hyperlink r:id="rId21" w:history="1">
+        <w:hyperlink r:id="rId20" w:history="1">
           <w:r>
             <w:rPr>
               <w:rStyle w:val="Hyperlink"/>
@@ -3188,7 +3263,7 @@
           <w:color w:val="000000"/>
           <w:sz w:val="24"/>
         </w:rPr>
-        <w:hyperlink r:id="rId21" w:history="1">
+        <w:hyperlink r:id="rId20" w:history="1">
           <w:r>
             <w:rPr>
               <w:rStyle w:val="Hyperlink"/>
@@ -3206,7 +3281,7 @@
           <w:color w:val="000000"/>
           <w:sz w:val="24"/>
         </w:rPr>
-        <w:hyperlink r:id="rId21" w:history="1">
+        <w:hyperlink r:id="rId20" w:history="1">
           <w:r>
             <w:rPr>
               <w:rStyle w:val="Hyperlink"/>
@@ -3224,7 +3299,7 @@
           <w:color w:val="000000"/>
           <w:sz w:val="24"/>
         </w:rPr>
-        <w:hyperlink r:id="rId21" w:history="1">
+        <w:hyperlink r:id="rId20" w:history="1">
           <w:r>
             <w:rPr>
               <w:rStyle w:val="Hyperlink"/>
@@ -3242,7 +3317,7 @@
           <w:color w:val="000000"/>
           <w:sz w:val="24"/>
         </w:rPr>
-        <w:hyperlink r:id="rId21" w:history="1">
+        <w:hyperlink r:id="rId20" w:history="1">
           <w:r>
             <w:rPr>
               <w:rStyle w:val="Hyperlink"/>
@@ -3260,7 +3335,7 @@
           <w:color w:val="000000"/>
           <w:sz w:val="24"/>
         </w:rPr>
-        <w:hyperlink r:id="rId21" w:history="1">
+        <w:hyperlink r:id="rId20" w:history="1">
           <w:r>
             <w:rPr>
               <w:rStyle w:val="Hyperlink"/>
@@ -3278,7 +3353,7 @@
           <w:color w:val="000000"/>
           <w:sz w:val="24"/>
         </w:rPr>
-        <w:hyperlink r:id="rId21" w:history="1">
+        <w:hyperlink r:id="rId20" w:history="1">
           <w:r>
             <w:rPr>
               <w:rStyle w:val="Hyperlink"/>
@@ -3296,12 +3371,12 @@
           <w:color w:val="000000"/>
           <w:sz w:val="24"/>
         </w:rPr>
-        <w:hyperlink r:id="rId21" w:history="1">
+        <w:hyperlink r:id="rId20" w:history="1">
           <w:r>
             <w:rPr>
               <w:rStyle w:val="Hyperlink"/>
             </w:rPr>
-            <w:t>lijk</w:t>
+            <w:t>lij</w:t>
           </w:r>
         </w:hyperlink>
       </w:r>
@@ -3314,7 +3389,25 @@
           <w:color w:val="000000"/>
           <w:sz w:val="24"/>
         </w:rPr>
-        <w:hyperlink r:id="rId21" w:history="1">
+        <w:hyperlink r:id="rId20" w:history="1">
+          <w:r>
+            <w:rPr>
+              <w:rStyle w:val="Hyperlink"/>
+            </w:rPr>
+            <w:t>k</w:t>
+          </w:r>
+        </w:hyperlink>
+      </w:r>
+      <w:r>
+        <w:rPr>
+          <w:u w:val="single" w:color="0000ff"/>
+          <w:rFonts w:ascii="Charis SIL Regular" w:hAnsi="Charis SIL Regular" w:eastAsia="Charis SIL Regular"/>
+          <w:b w:val="0"/>
+          <w:i w:val="0"/>
+          <w:color w:val="000000"/>
+          <w:sz w:val="24"/>
+        </w:rPr>
+        <w:hyperlink r:id="rId20" w:history="1">
           <w:r>
             <w:rPr>
               <w:rStyle w:val="Hyperlink"/>
@@ -3398,7 +3491,7 @@
           <w:sz w:val="24"/>
           <w:u w:val="single"/>
         </w:rPr>
-        <w:hyperlink r:id="rId22" w:history="1">
+        <w:hyperlink r:id="rId21" w:history="1">
           <w:r>
             <w:rPr>
               <w:rStyle w:val="Hyperlink"/>
@@ -3578,7 +3671,7 @@
           <w:sz w:val="24"/>
           <w:u w:val="single"/>
         </w:rPr>
-        <w:hyperlink r:id="rId23" w:history="1">
+        <w:hyperlink r:id="rId22" w:history="1">
           <w:r>
             <w:rPr>
               <w:rStyle w:val="Hyperlink"/>
@@ -3799,7 +3892,7 @@
           <w:sz w:val="24"/>
           <w:u w:val="single"/>
         </w:rPr>
-        <w:hyperlink r:id="rId24" w:history="1">
+        <w:hyperlink r:id="rId23" w:history="1">
           <w:r>
             <w:rPr>
               <w:rStyle w:val="Hyperlink"/>
@@ -3817,7 +3910,7 @@
           <w:sz w:val="24"/>
           <w:u w:val="single"/>
         </w:rPr>
-        <w:hyperlink r:id="rId24" w:history="1">
+        <w:hyperlink r:id="rId23" w:history="1">
           <w:r>
             <w:rPr>
               <w:rStyle w:val="Hyperlink"/>
@@ -3846,7 +3939,7 @@
           <w:sz w:val="24"/>
           <w:u w:val="single"/>
         </w:rPr>
-        <w:hyperlink r:id="rId24" w:history="1">
+        <w:hyperlink r:id="rId23" w:history="1">
           <w:r>
             <w:rPr>
               <w:rStyle w:val="Hyperlink"/>
@@ -3875,7 +3968,7 @@
           <w:sz w:val="24"/>
           <w:u w:val="single"/>
         </w:rPr>
-        <w:hyperlink r:id="rId24" w:history="1">
+        <w:hyperlink r:id="rId23" w:history="1">
           <w:r>
             <w:rPr>
               <w:rStyle w:val="Hyperlink"/>
@@ -3943,7 +4036,7 @@
           <w:sz w:val="24"/>
           <w:u w:val="single"/>
         </w:rPr>
-        <w:hyperlink r:id="rId25" w:history="1">
+        <w:hyperlink r:id="rId24" w:history="1">
           <w:r>
             <w:rPr>
               <w:rStyle w:val="Hyperlink"/>
@@ -3999,7 +4092,7 @@
           <w:sz w:val="24"/>
           <w:u w:val="single"/>
         </w:rPr>
-        <w:hyperlink r:id="rId26" w:history="1">
+        <w:hyperlink r:id="rId25" w:history="1">
           <w:r>
             <w:rPr>
               <w:rStyle w:val="Hyperlink"/>
@@ -4027,7 +4120,7 @@
           <w:sz w:val="24"/>
           <w:u w:val="single"/>
         </w:rPr>
-        <w:hyperlink r:id="rId27" w:history="1">
+        <w:hyperlink r:id="rId26" w:history="1">
           <w:r>
             <w:rPr>
               <w:rStyle w:val="Hyperlink"/>
@@ -4045,7 +4138,7 @@
           <w:sz w:val="24"/>
           <w:u w:val="single"/>
         </w:rPr>
-        <w:t xml:space="preserve"> Amst</w:t>
+        <w:t xml:space="preserve"> </w:t>
       </w:r>
       <w:r>
         <w:rPr>
@@ -4056,7 +4149,25 @@
           <w:sz w:val="24"/>
           <w:u w:val="single"/>
         </w:rPr>
-        <w:hyperlink r:id="rId25" w:history="1">
+        <w:hyperlink r:id="rId26" w:history="1">
+          <w:r>
+            <w:rPr>
+              <w:rStyle w:val="Hyperlink"/>
+            </w:rPr>
+            <w:t>Amst</w:t>
+          </w:r>
+        </w:hyperlink>
+      </w:r>
+      <w:r>
+        <w:rPr>
+          <w:rFonts w:ascii="Charis SIL Regular" w:hAnsi="Charis SIL Regular" w:eastAsia="Charis SIL Regular"/>
+          <w:b w:val="0"/>
+          <w:i w:val="0"/>
+          <w:color w:val="0000FF"/>
+          <w:sz w:val="24"/>
+          <w:u w:val="single"/>
+        </w:rPr>
+        <w:hyperlink r:id="rId24" w:history="1">
           <w:r>
             <w:rPr>
               <w:rStyle w:val="Hyperlink"/>
@@ -4085,27 +4196,19 @@
           <w:i w:val="0"/>
           <w:color w:val="0000FF"/>
           <w:sz w:val="24"/>
+        </w:rPr>
+        <w:t>Mus</w:t>
+      </w:r>
+      <w:r>
+        <w:rPr>
+          <w:rFonts w:ascii="Charis SIL Regular" w:hAnsi="Charis SIL Regular" w:eastAsia="Charis SIL Regular"/>
+          <w:b w:val="0"/>
+          <w:i w:val="0"/>
+          <w:color w:val="0000FF"/>
+          <w:sz w:val="24"/>
           <w:u w:val="single"/>
         </w:rPr>
-        <w:hyperlink r:id="rId15" w:history="1">
-          <w:r>
-            <w:rPr>
-              <w:rStyle w:val="Hyperlink"/>
-            </w:rPr>
-            <w:t>Mus</w:t>
-          </w:r>
-        </w:hyperlink>
-      </w:r>
-      <w:r>
-        <w:rPr>
-          <w:rFonts w:ascii="Charis SIL Regular" w:hAnsi="Charis SIL Regular" w:eastAsia="Charis SIL Regular"/>
-          <w:b w:val="0"/>
-          <w:i w:val="0"/>
-          <w:color w:val="0000FF"/>
-          <w:sz w:val="24"/>
-          <w:u w:val="single"/>
-        </w:rPr>
-        <w:hyperlink r:id="rId15" w:history="1">
+        <w:hyperlink r:id="rId26" w:history="1">
           <w:r>
             <w:rPr>
               <w:rStyle w:val="Hyperlink"/>
@@ -4134,7 +4237,7 @@
           <w:sz w:val="24"/>
           <w:u w:val="single"/>
         </w:rPr>
-        <w:hyperlink r:id="rId15" w:history="1">
+        <w:hyperlink r:id="rId26" w:history="1">
           <w:r>
             <w:rPr>
               <w:rStyle w:val="Hyperlink"/>
@@ -4152,7 +4255,7 @@
           <w:sz w:val="24"/>
           <w:u w:val="single"/>
         </w:rPr>
-        <w:hyperlink r:id="rId15" w:history="1">
+        <w:hyperlink r:id="rId26" w:history="1">
           <w:r>
             <w:rPr>
               <w:rStyle w:val="Hyperlink"/>
@@ -4170,7 +4273,7 @@
           <w:color w:val="000000"/>
           <w:sz w:val="24"/>
         </w:rPr>
-        <w:hyperlink r:id="rId27" w:history="1">
+        <w:hyperlink r:id="rId26" w:history="1">
           <w:r>
             <w:rPr>
               <w:rStyle w:val="Hyperlink"/>
@@ -4248,7 +4351,7 @@
           <w:sz w:val="24"/>
           <w:u w:val="single"/>
         </w:rPr>
-        <w:hyperlink r:id="rId28" w:history="1">
+        <w:hyperlink r:id="rId27" w:history="1">
           <w:r>
             <w:rPr>
               <w:rStyle w:val="Hyperlink"/>
@@ -4277,7 +4380,7 @@
           <w:sz w:val="24"/>
           <w:u w:val="single"/>
         </w:rPr>
-        <w:hyperlink r:id="rId28" w:history="1">
+        <w:hyperlink r:id="rId27" w:history="1">
           <w:r>
             <w:rPr>
               <w:rStyle w:val="Hyperlink"/>
@@ -4306,7 +4409,7 @@
           <w:sz w:val="24"/>
           <w:u w:val="single"/>
         </w:rPr>
-        <w:hyperlink r:id="rId28" w:history="1">
+        <w:hyperlink r:id="rId27" w:history="1">
           <w:r>
             <w:rPr>
               <w:rStyle w:val="Hyperlink"/>
@@ -4404,7 +4507,7 @@
           <w:sz w:val="24"/>
           <w:u w:val="single"/>
         </w:rPr>
-        <w:hyperlink r:id="rId29" w:history="1">
+        <w:hyperlink r:id="rId28" w:history="1">
           <w:r>
             <w:rPr>
               <w:rStyle w:val="Hyperlink"/>
@@ -4432,7 +4535,7 @@
           <w:sz w:val="24"/>
           <w:u w:val="single"/>
         </w:rPr>
-        <w:hyperlink r:id="rId30" w:history="1">
+        <w:hyperlink r:id="rId29" w:history="1">
           <w:r>
             <w:rPr>
               <w:rStyle w:val="Hyperlink"/>
@@ -4470,7 +4573,7 @@
           <w:color w:val="000000"/>
           <w:sz w:val="24"/>
         </w:rPr>
-        <w:hyperlink r:id="rId29" w:history="1">
+        <w:hyperlink r:id="rId28" w:history="1">
           <w:r>
             <w:rPr>
               <w:rStyle w:val="Hyperlink"/>
@@ -4498,7 +4601,7 @@
           <w:color w:val="000000"/>
           <w:sz w:val="24"/>
         </w:rPr>
-        <w:hyperlink r:id="rId30" w:history="1">
+        <w:hyperlink r:id="rId29" w:history="1">
           <w:r>
             <w:rPr>
               <w:rStyle w:val="Hyperlink"/>

--- a/EXPORTS/DOCX/published/niveau2/Dutch/Indonesia.docx
+++ b/EXPORTS/DOCX/published/niveau2/Dutch/Indonesia.docx
@@ -2487,52 +2487,7 @@
           <w:color w:val="000000"/>
           <w:sz w:val="24"/>
         </w:rPr>
-        <w:t>zendelingen en missionarissen, zie de des</w:t>
-      </w:r>
-      <w:r>
-        <w:rPr>
-          <w:u w:val="single" w:color="0000ff"/>
-          <w:rFonts w:ascii="Charis SIL Regular" w:hAnsi="Charis SIL Regular" w:eastAsia="Charis SIL Regular"/>
-          <w:b w:val="0"/>
-          <w:i w:val="0"/>
-          <w:color w:val="000000"/>
-          <w:sz w:val="24"/>
-        </w:rPr>
-        <w:hyperlink r:id="rId19" w:history="1">
-          <w:r>
-            <w:rPr>
-              <w:rStyle w:val="Hyperlink"/>
-            </w:rPr>
-            <w:t>betreffend</w:t>
-          </w:r>
-        </w:hyperlink>
-      </w:r>
-      <w:r>
-        <w:rPr>
-          <w:rFonts w:ascii="Charis SIL Regular" w:hAnsi="Charis SIL Regular" w:eastAsia="Charis SIL Regular"/>
-          <w:b w:val="0"/>
-          <w:i w:val="0"/>
-          <w:color w:val="000000"/>
-          <w:sz w:val="24"/>
-        </w:rPr>
-        <w:hyperlink r:id="rId19" w:history="1">
-          <w:r>
-            <w:rPr>
-              <w:rStyle w:val="Hyperlink"/>
-            </w:rPr>
-            <w:t>e</w:t>
-          </w:r>
-        </w:hyperlink>
-      </w:r>
-      <w:r>
-        <w:rPr>
-          <w:rFonts w:ascii="Charis SIL Regular" w:hAnsi="Charis SIL Regular" w:eastAsia="Charis SIL Regular"/>
-          <w:b w:val="0"/>
-          <w:i w:val="0"/>
-          <w:color w:val="000000"/>
-          <w:sz w:val="24"/>
-        </w:rPr>
-        <w:t xml:space="preserve"> </w:t>
+        <w:t xml:space="preserve">zendelingen en missionarissen, zie de desbetreffende </w:t>
       </w:r>
       <w:r>
         <w:rPr>
@@ -2541,34 +2496,8 @@
           <w:i w:val="0"/>
           <w:color w:val="0000FF"/>
           <w:sz w:val="24"/>
-          <w:u w:val="single"/>
-        </w:rPr>
-        <w:hyperlink r:id="rId19" w:history="1">
-          <w:r>
-            <w:rPr>
-              <w:rStyle w:val="Hyperlink"/>
-            </w:rPr>
-            <w:t>zoe</w:t>
-          </w:r>
-        </w:hyperlink>
-      </w:r>
-      <w:r>
-        <w:rPr>
-          <w:rFonts w:ascii="Charis SIL Regular" w:hAnsi="Charis SIL Regular" w:eastAsia="Charis SIL Regular"/>
-          <w:b w:val="0"/>
-          <w:i w:val="0"/>
-          <w:color w:val="0000FF"/>
-          <w:sz w:val="24"/>
-          <w:u w:val="single"/>
-        </w:rPr>
-        <w:hyperlink r:id="rId19" w:history="1">
-          <w:r>
-            <w:rPr>
-              <w:rStyle w:val="Hyperlink"/>
-            </w:rPr>
-            <w:t>kh</w:t>
-          </w:r>
-        </w:hyperlink>
+        </w:rPr>
+        <w:t>zoekh</w:t>
       </w:r>
       <w:r>
         <w:rPr>
@@ -2965,7 +2894,6 @@
           <w:i w:val="0"/>
           <w:color w:val="0000FF"/>
           <w:sz w:val="24"/>
-          <w:u w:val="single"/>
         </w:rPr>
         <w:hyperlink r:id="rId20" w:history="1">
           <w:r>
@@ -3090,7 +3018,7 @@
           <w:sz w:val="24"/>
           <w:u w:val="single"/>
         </w:rPr>
-        <w:hyperlink r:id="rId20" w:history="1">
+        <w:hyperlink r:id="rId10" w:history="1">
           <w:r>
             <w:rPr>
               <w:rStyle w:val="Hyperlink"/>
@@ -3108,7 +3036,7 @@
           <w:sz w:val="24"/>
           <w:u w:val="single"/>
         </w:rPr>
-        <w:hyperlink r:id="rId20" w:history="1">
+        <w:hyperlink r:id="rId10" w:history="1">
           <w:r>
             <w:rPr>
               <w:rStyle w:val="Hyperlink"/>
@@ -3200,13 +3128,21 @@
       </w:r>
       <w:r>
         <w:rPr>
+          <w:u w:val="single" w:color="0000ff"/>
           <w:rFonts w:ascii="Charis SIL Regular" w:hAnsi="Charis SIL Regular" w:eastAsia="Charis SIL Regular"/>
           <w:b w:val="0"/>
           <w:i w:val="0"/>
           <w:color w:val="000000"/>
           <w:sz w:val="24"/>
         </w:rPr>
-        <w:t>dit</w:t>
+        <w:hyperlink r:id="rId10" w:history="1">
+          <w:r>
+            <w:rPr>
+              <w:rStyle w:val="Hyperlink"/>
+            </w:rPr>
+            <w:t>dit</w:t>
+          </w:r>
+        </w:hyperlink>
       </w:r>
       <w:r>
         <w:rPr>
@@ -3250,7 +3186,25 @@
             <w:rPr>
               <w:rStyle w:val="Hyperlink"/>
             </w:rPr>
-            <w:t>en de bevi</w:t>
+            <w:t>en de bev</w:t>
+          </w:r>
+        </w:hyperlink>
+      </w:r>
+      <w:r>
+        <w:rPr>
+          <w:u w:val="single" w:color="0000ff"/>
+          <w:rFonts w:ascii="Charis SIL Regular" w:hAnsi="Charis SIL Regular" w:eastAsia="Charis SIL Regular"/>
+          <w:b w:val="0"/>
+          <w:i w:val="0"/>
+          <w:color w:val="000000"/>
+          <w:sz w:val="24"/>
+        </w:rPr>
+        <w:hyperlink r:id="rId20" w:history="1">
+          <w:r>
+            <w:rPr>
+              <w:rStyle w:val="Hyperlink"/>
+            </w:rPr>
+            <w:t>i</w:t>
           </w:r>
         </w:hyperlink>
       </w:r>
@@ -3376,25 +3330,7 @@
             <w:rPr>
               <w:rStyle w:val="Hyperlink"/>
             </w:rPr>
-            <w:t>lij</w:t>
-          </w:r>
-        </w:hyperlink>
-      </w:r>
-      <w:r>
-        <w:rPr>
-          <w:u w:val="single" w:color="0000ff"/>
-          <w:rFonts w:ascii="Charis SIL Regular" w:hAnsi="Charis SIL Regular" w:eastAsia="Charis SIL Regular"/>
-          <w:b w:val="0"/>
-          <w:i w:val="0"/>
-          <w:color w:val="000000"/>
-          <w:sz w:val="24"/>
-        </w:rPr>
-        <w:hyperlink r:id="rId20" w:history="1">
-          <w:r>
-            <w:rPr>
-              <w:rStyle w:val="Hyperlink"/>
-            </w:rPr>
-            <w:t>k</w:t>
+            <w:t>lijk</w:t>
           </w:r>
         </w:hyperlink>
       </w:r>
